--- a/data/templates/Filing_Fee_Memo_Unified.docx
+++ b/data/templates/Filing_Fee_Memo_Unified.docx
@@ -523,7 +523,7 @@
         <w:tab/>
         <w:tab/>
         <w:tab/>
-        <w:t>#{{attorney_bar}}</w:t>
+        <w:t>{{attorney_bar}}</w:t>
       </w:r>
     </w:p>
     <w:p>
@@ -599,7 +599,7 @@
         <w:t>{{signing_attorney}}</w:t>
         <w:tab/>
         <w:tab/>
-        <w:t>#{{signing_attorney_bar}}</w:t>
+        <w:t>{{signing_attorney_bar}}</w:t>
       </w:r>
     </w:p>
     <w:p>

--- a/data/templates/Filing_Fee_Memo_Unified.docx
+++ b/data/templates/Filing_Fee_Memo_Unified.docx
@@ -691,7 +691,7 @@
         <w:tab/>
         <w:tab/>
         <w:tab/>
-        <w:t>Facsimile: {{firm_fax}}</w:t>
+        <w:t/>
       </w:r>
     </w:p>
     <w:p>
